--- a/outputs/livrable-reprise-analyse-deploiement-agce-crm.docx
+++ b/outputs/livrable-reprise-analyse-deploiement-agce-crm.docx
@@ -6472,14 +6472,6 @@
         <w:pStyle w:val="ListBullet"/>
       </w:pPr>
       <w:r>
-        <w:t>docs/LIVRABLE_REPRISE_ANALYSE_DEPLOIEMENT.md</w:t>
-      </w:r>
-    </w:p>
-    <w:p>
-      <w:pPr>
-        <w:pStyle w:val="ListBullet"/>
-      </w:pPr>
-      <w:r>
         <w:t>frontend_ticket_gestion/.env.example</w:t>
       </w:r>
     </w:p>
@@ -7097,22 +7089,6 @@
       </w:pPr>
       <w:r>
         <w:t>package.json</w:t>
-      </w:r>
-    </w:p>
-    <w:p>
-      <w:pPr>
-        <w:pStyle w:val="ListBullet"/>
-      </w:pPr>
-      <w:r>
-        <w:t>pols_workcopy.pages</w:t>
-      </w:r>
-    </w:p>
-    <w:p>
-      <w:pPr>
-        <w:pStyle w:val="ListBullet"/>
-      </w:pPr>
-      <w:r>
-        <w:t>tmp_generate_livrable_documentation.py</w:t>
       </w:r>
     </w:p>
     <w:sectPr>
